--- a/docs/etude-avant-projet/docx/3-etude-faisabilite.docx
+++ b/docs/etude-avant-projet/docx/3-etude-faisabilite.docx
@@ -1441,7 +1441,7 @@
           <w:p>
             <w:r/>
             <w:r>
-              <w:t>J3 (mercredi)</w:t>
+              <w:t>J3 (mercredi 10h00)</w:t>
             </w:r>
           </w:p>
         </w:tc>
@@ -1464,6 +1464,41 @@
             <w:r/>
             <w:r>
               <w:t>Génération 10 QCM (F3), correction (F4), score (F5)</w:t>
+            </w:r>
+          </w:p>
+        </w:tc>
+      </w:tr>
+      <w:tr>
+        <w:tc>
+          <w:tcPr>
+            <w:tcW w:type="dxa" w:w="2880"/>
+          </w:tcPr>
+          <w:p>
+            <w:r/>
+            <w:r>
+              <w:t>J3-bis (mercredi 14h00)</w:t>
+            </w:r>
+          </w:p>
+        </w:tc>
+        <w:tc>
+          <w:tcPr>
+            <w:tcW w:type="dxa" w:w="2880"/>
+          </w:tcPr>
+          <w:p>
+            <w:r/>
+            <w:r>
+              <w:t>Réalisation — cœur (double créneau)</w:t>
+            </w:r>
+          </w:p>
+        </w:tc>
+        <w:tc>
+          <w:tcPr>
+            <w:tcW w:type="dxa" w:w="2880"/>
+          </w:tcPr>
+          <w:p>
+            <w:r/>
+            <w:r>
+              <w:t>RGPD / données personnelles (demande d'accès, souveraineté)</w:t>
             </w:r>
           </w:p>
         </w:tc>
